--- a/使用说明.docx
+++ b/使用说明.docx
@@ -44,21 +44,6 @@
           <w:sz w:val="21"/>
           <w:u w:val="none"/>
         </w:rPr>
-        <w:t>程序位置：C:\Users\ASUS\ashare-watchlist</w:t>
-      </w:r>
-    </w:p>
-    <w:p>
-      <w:pPr>
-        <w:spacing w:line="300" w:lineRule="auto" w:before="40" w:after="80"/>
-      </w:pPr>
-      <w:r>
-        <w:rPr>
-          <w:rFonts w:ascii="Arial" w:hAnsi="Arial" w:eastAsia="微软雅黑"/>
-          <w:b w:val="0"/>
-          <w:color w:val="595959"/>
-          <w:sz w:val="21"/>
-          <w:u w:val="none"/>
-        </w:rPr>
         <w:t>代码仓库：https://github.com/kepe632/-</w:t>
       </w:r>
     </w:p>
@@ -74,7 +59,7 @@
           <w:sz w:val="21"/>
           <w:u w:val="none"/>
         </w:rPr>
-        <w:t>本版本不含定时推送：Windows 计划任务已删除，调度脚本已移除，所有报告由你手动运行命令生成。</w:t>
+        <w:t>本版本不含定时推送：所有报告均由你手动运行命令生成。</w:t>
       </w:r>
     </w:p>
     <w:p>
@@ -1042,7 +1027,7 @@
           <w:sz w:val="28"/>
           <w:u w:val="none"/>
         </w:rPr>
-        <w:t>1) 环境</w:t>
+        <w:t>1) 环境要求</w:t>
       </w:r>
     </w:p>
     <w:p>
@@ -1057,7 +1042,7 @@
           <w:sz w:val="24"/>
           <w:u w:val="none"/>
         </w:rPr>
-        <w:t>Python：D:\anaconda\python.exe（3.13）</w:t>
+        <w:t>Python 3.10 及以上（建议 3.11 ~ 3.13）</w:t>
       </w:r>
     </w:p>
     <w:p>
@@ -1072,7 +1057,36 @@
           <w:sz w:val="24"/>
           <w:u w:val="none"/>
         </w:rPr>
-        <w:t>依赖：pip install -r requirements.txt（akshare、requests、python-docx）</w:t>
+        <w:t>依赖库：在该项目目录执行 pip install -r requirements.txt</w:t>
+      </w:r>
+    </w:p>
+    <w:p>
+      <w:pPr>
+        <w:spacing w:line="300" w:lineRule="auto" w:before="0" w:after="120"/>
+      </w:pPr>
+      <w:r>
+        <w:rPr>
+          <w:rFonts w:ascii="Arial" w:hAnsi="Arial" w:eastAsia="微软雅黑"/>
+          <w:b w:val="0"/>
+          <w:sz w:val="24"/>
+          <w:u w:val="none"/>
+        </w:rPr>
+        <w:t>（包含 akshare、requests、python-docx）</w:t>
+      </w:r>
+    </w:p>
+    <w:p>
+      <w:pPr>
+        <w:pStyle w:val="ListBullet"/>
+        <w:spacing w:line="300" w:lineRule="auto" w:before="0" w:after="120"/>
+      </w:pPr>
+      <w:r>
+        <w:rPr>
+          <w:rFonts w:ascii="Arial" w:hAnsi="Arial" w:eastAsia="微软雅黑"/>
+          <w:b w:val="0"/>
+          <w:sz w:val="24"/>
+          <w:u w:val="none"/>
+        </w:rPr>
+        <w:t>可选：配置 DeepSeek 密钥以启用"专家解读"（见第四节）</w:t>
       </w:r>
     </w:p>
     <w:p>
@@ -1087,7 +1101,7 @@
           <w:sz w:val="28"/>
           <w:u w:val="none"/>
         </w:rPr>
-        <w:t>2) 运行命令（在项目目录下）</w:t>
+        <w:t>2) 运行哪个文件</w:t>
       </w:r>
     </w:p>
     <w:p>
@@ -1101,7 +1115,7 @@
           <w:sz w:val="24"/>
           <w:u w:val="none"/>
         </w:rPr>
-        <w:t>cd C:\Users\ASUS\ashare-watchlist</w:t>
+        <w:t>运行项目里的 agent.py，在项目根目录下按需执行：</w:t>
       </w:r>
     </w:p>
     <w:p>
@@ -1115,7 +1129,7 @@
           <w:sz w:val="24"/>
           <w:u w:val="none"/>
         </w:rPr>
-        <w:t>D:\anaconda\python.exe agent.py morning     # 每日早间市场与行业要闻</w:t>
+        <w:t>python agent.py morning     # 每日早间市场与行业要闻</w:t>
       </w:r>
     </w:p>
     <w:p>
@@ -1129,7 +1143,7 @@
           <w:sz w:val="24"/>
           <w:u w:val="none"/>
         </w:rPr>
-        <w:t>D:\anaconda\python.exe agent.py daily       # 每日舆情雷达</w:t>
+        <w:t>python agent.py daily       # 每日舆情雷达</w:t>
       </w:r>
     </w:p>
     <w:p>
@@ -1143,7 +1157,7 @@
           <w:sz w:val="24"/>
           <w:u w:val="none"/>
         </w:rPr>
-        <w:t>D:\anaconda\python.exe agent.py weekly      # 本周板块复盘</w:t>
+        <w:t>python agent.py weekly      # 本周板块复盘</w:t>
       </w:r>
     </w:p>
     <w:p>
@@ -1157,7 +1171,7 @@
           <w:sz w:val="24"/>
           <w:u w:val="none"/>
         </w:rPr>
-        <w:t>D:\anaconda\python.exe agent.py biweekly    # 双周投研备忘录</w:t>
+        <w:t>python agent.py biweekly    # 双周投研备忘录</w:t>
       </w:r>
     </w:p>
     <w:p>
@@ -1186,21 +1200,7 @@
           <w:sz w:val="24"/>
           <w:u w:val="none"/>
         </w:rPr>
-        <w:t>全部生成到 reports\&lt;日期&gt;_&lt;星期&gt;\（例如 reports\2026-09-21_周一\），</w:t>
-      </w:r>
-    </w:p>
-    <w:p>
-      <w:pPr>
-        <w:spacing w:line="300" w:lineRule="auto" w:before="0" w:after="120"/>
-      </w:pPr>
-      <w:r>
-        <w:rPr>
-          <w:rFonts w:ascii="Arial" w:hAnsi="Arial" w:eastAsia="微软雅黑"/>
-          <w:b w:val="0"/>
-          <w:sz w:val="24"/>
-          <w:u w:val="none"/>
-        </w:rPr>
-        <w:t>每份报告同时输出 .docx（Word，已套专业排版）和 .md。</w:t>
+        <w:t>报告生成到 reports/&lt;日期&gt;_&lt;星期&gt;/ 子目录，同时输出 .docx（Word）和 .md 两种格式。</w:t>
       </w:r>
     </w:p>
     <w:p>
@@ -1771,63 +1771,6 @@
     </w:p>
     <w:p>
       <w:pPr>
-        <w:spacing w:line="240" w:lineRule="auto" w:before="240" w:after="120"/>
-        <w:jc w:val="left"/>
-      </w:pPr>
-      <w:r>
-        <w:rPr>
-          <w:rFonts w:ascii="Arial" w:hAnsi="Arial" w:eastAsia="黑体"/>
-          <w:b/>
-          <w:sz w:val="32"/>
-          <w:u w:val="none"/>
-        </w:rPr>
-        <w:t>七、关于定时推送</w:t>
-      </w:r>
-    </w:p>
-    <w:p>
-      <w:pPr>
-        <w:spacing w:line="300" w:lineRule="auto" w:before="0" w:after="120"/>
-      </w:pPr>
-      <w:r>
-        <w:rPr>
-          <w:rFonts w:ascii="Arial" w:hAnsi="Arial" w:eastAsia="微软雅黑"/>
-          <w:b w:val="0"/>
-          <w:sz w:val="24"/>
-          <w:u w:val="none"/>
-        </w:rPr>
-        <w:t>定时推送（Windows 计划任务）已按要求删除，调度脚本 install_scheduler.ps1 也已移除。</w:t>
-      </w:r>
-    </w:p>
-    <w:p>
-      <w:pPr>
-        <w:spacing w:line="300" w:lineRule="auto" w:before="0" w:after="120"/>
-      </w:pPr>
-      <w:r>
-        <w:rPr>
-          <w:rFonts w:ascii="Arial" w:hAnsi="Arial" w:eastAsia="微软雅黑"/>
-          <w:b w:val="0"/>
-          <w:sz w:val="24"/>
-          <w:u w:val="none"/>
-        </w:rPr>
-        <w:t>程序现在只在你手动运行命令时生成报告。如需恢复定时，可另行配置。</w:t>
-      </w:r>
-    </w:p>
-    <w:p>
-      <w:pPr>
-        <w:spacing w:line="300" w:lineRule="auto" w:before="0" w:after="120"/>
-      </w:pPr>
-      <w:r>
-        <w:rPr>
-          <w:rFonts w:ascii="Arial" w:hAnsi="Arial" w:eastAsia="微软雅黑"/>
-          <w:b w:val="0"/>
-          <w:sz w:val="24"/>
-          <w:u w:val="none"/>
-        </w:rPr>
-        <w:t>---</w:t>
-      </w:r>
-    </w:p>
-    <w:p>
-      <w:pPr>
         <w:spacing w:line="300" w:lineRule="auto" w:before="40" w:after="80"/>
       </w:pPr>
       <w:r>
